--- a/6-人才与组织/部门AI专员跟进/采购部-姚祖怡-跟进-2026-09-18-SC2周报第三版指标范围确认与两处口径澄清.docx
+++ b/6-人才与组织/部门AI专员跟进/采购部-姚祖怡-跟进-2026-09-18-SC2周报第三版指标范围确认与两处口径澄清.docx
@@ -12,7 +12,7 @@
           <w:b/>
           <w:sz w:val="24"/>
         </w:rPr>
-        <w:t>卓品智能科技股份</w:t>
+        <w:t>卓品智能</w:t>
       </w:r>
     </w:p>
     <w:p>
@@ -26,7 +26,7 @@
           <w:color w:val="1F4E79"/>
           <w:sz w:val="40"/>
         </w:rPr>
-        <w:t>采购部#24 · SC2 周报第三版指标范围确认与两处口径澄清</w:t>
+        <w:t>采购部#24</w:t>
       </w:r>
     </w:p>
     <w:p/>
@@ -103,7 +103,7 @@
           <w:b w:val="0"/>
           <w:sz w:val="21"/>
         </w:rPr>
-        <w:t xml:space="preserve"> 三节数字核对你也刚回complete，我们这边会按你的口径重新核对取数逻辑。</w:t>
+        <w:t xml:space="preserve"> 三节数字核对你也已经回复了，我们这边会按你的口径重新核对取数逻辑。</w:t>
       </w:r>
     </w:p>
     <w:p>
@@ -615,7 +615,7 @@
         <w:color w:val="999999"/>
         <w:sz w:val="16"/>
       </w:rPr>
-      <w:t>采购部#24 · SC2 周报第三版指标范围确认与两处口径澄清</w:t>
+      <w:t>采购部#24</w:t>
     </w:r>
   </w:p>
 </w:hdr>
